--- a/courseware/LP-Improve Your Business with Excellent Customer Service.docx
+++ b/courseware/LP-Improve Your Business with Excellent Customer Service.docx
@@ -366,7 +366,7 @@
               <w:rPr>
                 <w:sz w:val="19"/>
               </w:rPr>
-              <w:t>17 August 2026</w:t>
+              <w:t>18 August 2026</w:t>
             </w:r>
           </w:p>
         </w:tc>
@@ -416,6 +416,17 @@
           <w:sz w:val="24"/>
         </w:rPr>
         <w:t>TABLE OF CONTENTS</w:t>
+      </w:r>
+    </w:p>
+    <w:p>
+      <w:r>
+        <w:fldChar w:fldCharType="begin"/>
+      </w:r>
+      <w:r>
+        <w:instrText xml:space="preserve">TOC \o "1-2" \h \z \u </w:instrText>
+      </w:r>
+      <w:r>
+        <w:fldChar w:fldCharType="separate"/>
       </w:r>
     </w:p>
     <w:p>
@@ -549,7 +560,7 @@
         </w:rPr>
         <w:t>Activity Reference</w:t>
         <w:tab/>
-        <w:t>7</w:t>
+        <w:t>8</w:t>
       </w:r>
     </w:p>
     <w:p>
@@ -568,7 +579,7 @@
         </w:rPr>
         <w:t>Instructional Methods</w:t>
         <w:tab/>
-        <w:t>8</w:t>
+        <w:t>9</w:t>
       </w:r>
     </w:p>
     <w:p>
@@ -587,7 +598,12 @@
         </w:rPr>
         <w:t>Resources Required</w:t>
         <w:tab/>
-        <w:t>8</w:t>
+        <w:t>9</w:t>
+      </w:r>
+    </w:p>
+    <w:p>
+      <w:r>
+        <w:fldChar w:fldCharType="end"/>
       </w:r>
     </w:p>
     <w:p>
@@ -1331,14 +1347,15 @@
         <w:tblLook w:firstColumn="1" w:firstRow="1" w:lastColumn="0" w:lastRow="0" w:noHBand="0" w:noVBand="1" w:val="04A0"/>
       </w:tblPr>
       <w:tblGrid>
-        <w:gridCol w:w="2880"/>
-        <w:gridCol w:w="2880"/>
-        <w:gridCol w:w="2880"/>
+        <w:gridCol w:w="2160"/>
+        <w:gridCol w:w="2160"/>
+        <w:gridCol w:w="2160"/>
+        <w:gridCol w:w="2160"/>
       </w:tblGrid>
       <w:tr>
         <w:tc>
           <w:tcPr>
-            <w:tcW w:type="dxa" w:w="1440"/>
+            <w:tcW w:type="dxa" w:w="1368"/>
             <w:shd w:val="clear" w:color="auto" w:fill="1F6FEB"/>
           </w:tcPr>
           <w:p>
@@ -1356,7 +1373,7 @@
         </w:tc>
         <w:tc>
           <w:tcPr>
-            <w:tcW w:type="dxa" w:w="1152"/>
+            <w:tcW w:type="dxa" w:w="1008"/>
             <w:shd w:val="clear" w:color="auto" w:fill="1F6FEB"/>
           </w:tcPr>
           <w:p>
@@ -1374,7 +1391,7 @@
         </w:tc>
         <w:tc>
           <w:tcPr>
-            <w:tcW w:type="dxa" w:w="7200"/>
+            <w:tcW w:type="dxa" w:w="6264"/>
             <w:shd w:val="clear" w:color="auto" w:fill="1F6FEB"/>
           </w:tcPr>
           <w:p>
@@ -1390,11 +1407,29 @@
             </w:r>
           </w:p>
         </w:tc>
+        <w:tc>
+          <w:tcPr>
+            <w:tcW w:type="dxa" w:w="1080"/>
+            <w:shd w:val="clear" w:color="auto" w:fill="1F6FEB"/>
+          </w:tcPr>
+          <w:p>
+            <w:r/>
+            <w:r>
+              <w:rPr>
+                <w:rFonts w:ascii="Arial" w:hAnsi="Arial"/>
+                <w:b/>
+                <w:color w:val="FFFFFF"/>
+                <w:sz w:val="20"/>
+              </w:rPr>
+              <w:t>Slides</w:t>
+            </w:r>
+          </w:p>
+        </w:tc>
       </w:tr>
       <w:tr>
         <w:tc>
           <w:tcPr>
-            <w:tcW w:type="dxa" w:w="1440"/>
+            <w:tcW w:type="dxa" w:w="1368"/>
             <w:shd w:val="clear" w:color="auto" w:fill="F3F5F8"/>
           </w:tcPr>
           <w:p>
@@ -1411,7 +1446,7 @@
         </w:tc>
         <w:tc>
           <w:tcPr>
-            <w:tcW w:type="dxa" w:w="1152"/>
+            <w:tcW w:type="dxa" w:w="1008"/>
             <w:shd w:val="clear" w:color="auto" w:fill="F3F5F8"/>
           </w:tcPr>
           <w:p>
@@ -1428,7 +1463,7 @@
         </w:tc>
         <w:tc>
           <w:tcPr>
-            <w:tcW w:type="dxa" w:w="7200"/>
+            <w:tcW w:type="dxa" w:w="6264"/>
             <w:shd w:val="clear" w:color="auto" w:fill="F3F5F8"/>
           </w:tcPr>
           <w:p>
@@ -1443,11 +1478,28 @@
             </w:r>
           </w:p>
         </w:tc>
+        <w:tc>
+          <w:tcPr>
+            <w:tcW w:type="dxa" w:w="1080"/>
+            <w:shd w:val="clear" w:color="auto" w:fill="F3F5F8"/>
+          </w:tcPr>
+          <w:p>
+            <w:r/>
+            <w:r>
+              <w:rPr>
+                <w:rFonts w:ascii="Arial" w:hAnsi="Arial"/>
+                <w:b w:val="0"/>
+                <w:sz w:val="19"/>
+              </w:rPr>
+              <w:t>2–12</w:t>
+            </w:r>
+          </w:p>
+        </w:tc>
       </w:tr>
       <w:tr>
         <w:tc>
           <w:tcPr>
-            <w:tcW w:type="dxa" w:w="1440"/>
+            <w:tcW w:type="dxa" w:w="1368"/>
             <w:shd w:val="clear" w:color="auto" w:fill="E8F0FE"/>
           </w:tcPr>
           <w:p>
@@ -1464,7 +1516,7 @@
         </w:tc>
         <w:tc>
           <w:tcPr>
-            <w:tcW w:type="dxa" w:w="1152"/>
+            <w:tcW w:type="dxa" w:w="1008"/>
             <w:shd w:val="clear" w:color="auto" w:fill="E8F0FE"/>
           </w:tcPr>
           <w:p>
@@ -1481,7 +1533,7 @@
         </w:tc>
         <w:tc>
           <w:tcPr>
-            <w:tcW w:type="dxa" w:w="7200"/>
+            <w:tcW w:type="dxa" w:w="6264"/>
             <w:shd w:val="clear" w:color="auto" w:fill="E8F0FE"/>
           </w:tcPr>
           <w:p>
@@ -1496,11 +1548,28 @@
             </w:r>
           </w:p>
         </w:tc>
+        <w:tc>
+          <w:tcPr>
+            <w:tcW w:type="dxa" w:w="1080"/>
+            <w:shd w:val="clear" w:color="auto" w:fill="E8F0FE"/>
+          </w:tcPr>
+          <w:p>
+            <w:r/>
+            <w:r>
+              <w:rPr>
+                <w:rFonts w:ascii="Arial" w:hAnsi="Arial"/>
+                <w:b w:val="0"/>
+                <w:sz w:val="19"/>
+              </w:rPr>
+              <w:t>18–25</w:t>
+            </w:r>
+          </w:p>
+        </w:tc>
       </w:tr>
       <w:tr>
         <w:tc>
           <w:tcPr>
-            <w:tcW w:type="dxa" w:w="1440"/>
+            <w:tcW w:type="dxa" w:w="1368"/>
           </w:tcPr>
           <w:p>
             <w:r/>
@@ -1516,7 +1585,7 @@
         </w:tc>
         <w:tc>
           <w:tcPr>
-            <w:tcW w:type="dxa" w:w="1152"/>
+            <w:tcW w:type="dxa" w:w="1008"/>
           </w:tcPr>
           <w:p>
             <w:r/>
@@ -1532,7 +1601,7 @@
         </w:tc>
         <w:tc>
           <w:tcPr>
-            <w:tcW w:type="dxa" w:w="7200"/>
+            <w:tcW w:type="dxa" w:w="6264"/>
           </w:tcPr>
           <w:p>
             <w:r/>
@@ -1542,7 +1611,23 @@
                 <w:b w:val="0"/>
                 <w:sz w:val="19"/>
               </w:rPr>
-              <w:t>Activity 1: Mapping the Service Chain at a Singapore Bank Branch (30 min, Case Study + Peer Sharing)</w:t>
+              <w:t>Activity 1: Mapping the Service Chain at a Singapore Bank Branch (20 min, Case Study + Peer Sharing)</w:t>
+            </w:r>
+          </w:p>
+        </w:tc>
+        <w:tc>
+          <w:tcPr>
+            <w:tcW w:type="dxa" w:w="1080"/>
+          </w:tcPr>
+          <w:p>
+            <w:r/>
+            <w:r>
+              <w:rPr>
+                <w:rFonts w:ascii="Arial" w:hAnsi="Arial"/>
+                <w:b w:val="0"/>
+                <w:sz w:val="19"/>
+              </w:rPr>
+              <w:t>26–28</w:t>
             </w:r>
           </w:p>
         </w:tc>
@@ -1550,7 +1635,7 @@
       <w:tr>
         <w:tc>
           <w:tcPr>
-            <w:tcW w:type="dxa" w:w="1440"/>
+            <w:tcW w:type="dxa" w:w="1368"/>
             <w:shd w:val="clear" w:color="auto" w:fill="E8F0FE"/>
           </w:tcPr>
           <w:p>
@@ -1567,7 +1652,7 @@
         </w:tc>
         <w:tc>
           <w:tcPr>
-            <w:tcW w:type="dxa" w:w="1152"/>
+            <w:tcW w:type="dxa" w:w="1008"/>
             <w:shd w:val="clear" w:color="auto" w:fill="E8F0FE"/>
           </w:tcPr>
           <w:p>
@@ -1584,7 +1669,7 @@
         </w:tc>
         <w:tc>
           <w:tcPr>
-            <w:tcW w:type="dxa" w:w="7200"/>
+            <w:tcW w:type="dxa" w:w="6264"/>
             <w:shd w:val="clear" w:color="auto" w:fill="E8F0FE"/>
           </w:tcPr>
           <w:p>
@@ -1599,11 +1684,28 @@
             </w:r>
           </w:p>
         </w:tc>
+        <w:tc>
+          <w:tcPr>
+            <w:tcW w:type="dxa" w:w="1080"/>
+            <w:shd w:val="clear" w:color="auto" w:fill="E8F0FE"/>
+          </w:tcPr>
+          <w:p>
+            <w:r/>
+            <w:r>
+              <w:rPr>
+                <w:rFonts w:ascii="Arial" w:hAnsi="Arial"/>
+                <w:b w:val="0"/>
+                <w:sz w:val="19"/>
+              </w:rPr>
+              <w:t>29–34</w:t>
+            </w:r>
+          </w:p>
+        </w:tc>
       </w:tr>
       <w:tr>
         <w:tc>
           <w:tcPr>
-            <w:tcW w:type="dxa" w:w="1440"/>
+            <w:tcW w:type="dxa" w:w="1368"/>
             <w:shd w:val="clear" w:color="auto" w:fill="FFF4E5"/>
           </w:tcPr>
           <w:p>
@@ -1620,7 +1722,7 @@
         </w:tc>
         <w:tc>
           <w:tcPr>
-            <w:tcW w:type="dxa" w:w="1152"/>
+            <w:tcW w:type="dxa" w:w="1008"/>
             <w:shd w:val="clear" w:color="auto" w:fill="FFF4E5"/>
           </w:tcPr>
           <w:p>
@@ -1637,7 +1739,7 @@
         </w:tc>
         <w:tc>
           <w:tcPr>
-            <w:tcW w:type="dxa" w:w="7200"/>
+            <w:tcW w:type="dxa" w:w="6264"/>
             <w:shd w:val="clear" w:color="auto" w:fill="FFF4E5"/>
           </w:tcPr>
           <w:p>
@@ -1652,11 +1754,27 @@
             </w:r>
           </w:p>
         </w:tc>
+        <w:tc>
+          <w:tcPr>
+            <w:tcW w:type="dxa" w:w="1080"/>
+            <w:shd w:val="clear" w:color="auto" w:fill="FFF4E5"/>
+          </w:tcPr>
+          <w:p>
+            <w:r/>
+            <w:r>
+              <w:rPr>
+                <w:rFonts w:ascii="Arial" w:hAnsi="Arial"/>
+                <w:b w:val="0"/>
+                <w:sz w:val="19"/>
+              </w:rPr>
+            </w:r>
+          </w:p>
+        </w:tc>
       </w:tr>
       <w:tr>
         <w:tc>
           <w:tcPr>
-            <w:tcW w:type="dxa" w:w="1440"/>
+            <w:tcW w:type="dxa" w:w="1368"/>
           </w:tcPr>
           <w:p>
             <w:r/>
@@ -1672,7 +1790,7 @@
         </w:tc>
         <w:tc>
           <w:tcPr>
-            <w:tcW w:type="dxa" w:w="1152"/>
+            <w:tcW w:type="dxa" w:w="1008"/>
           </w:tcPr>
           <w:p>
             <w:r/>
@@ -1688,7 +1806,7 @@
         </w:tc>
         <w:tc>
           <w:tcPr>
-            <w:tcW w:type="dxa" w:w="7200"/>
+            <w:tcW w:type="dxa" w:w="6264"/>
           </w:tcPr>
           <w:p>
             <w:r/>
@@ -1698,7 +1816,23 @@
                 <w:b w:val="0"/>
                 <w:sz w:val="19"/>
               </w:rPr>
-              <w:t>Activity 2: Attitude and Positive Language at a Changi Airport Service Counter (25 min, Role Play + Peer Sharing)</w:t>
+              <w:t>Activity 2: Attitude and Positive Language at a Changi Airport Service Counter (15 min, Role Play + Peer Sharing)</w:t>
+            </w:r>
+          </w:p>
+        </w:tc>
+        <w:tc>
+          <w:tcPr>
+            <w:tcW w:type="dxa" w:w="1080"/>
+          </w:tcPr>
+          <w:p>
+            <w:r/>
+            <w:r>
+              <w:rPr>
+                <w:rFonts w:ascii="Arial" w:hAnsi="Arial"/>
+                <w:b w:val="0"/>
+                <w:sz w:val="19"/>
+              </w:rPr>
+              <w:t>35–38</w:t>
             </w:r>
           </w:p>
         </w:tc>
@@ -1706,7 +1840,7 @@
       <w:tr>
         <w:tc>
           <w:tcPr>
-            <w:tcW w:type="dxa" w:w="1440"/>
+            <w:tcW w:type="dxa" w:w="1368"/>
             <w:shd w:val="clear" w:color="auto" w:fill="E8F0FE"/>
           </w:tcPr>
           <w:p>
@@ -1723,7 +1857,7 @@
         </w:tc>
         <w:tc>
           <w:tcPr>
-            <w:tcW w:type="dxa" w:w="1152"/>
+            <w:tcW w:type="dxa" w:w="1008"/>
             <w:shd w:val="clear" w:color="auto" w:fill="E8F0FE"/>
           </w:tcPr>
           <w:p>
@@ -1740,7 +1874,7 @@
         </w:tc>
         <w:tc>
           <w:tcPr>
-            <w:tcW w:type="dxa" w:w="7200"/>
+            <w:tcW w:type="dxa" w:w="6264"/>
             <w:shd w:val="clear" w:color="auto" w:fill="E8F0FE"/>
           </w:tcPr>
           <w:p>
@@ -1755,11 +1889,28 @@
             </w:r>
           </w:p>
         </w:tc>
+        <w:tc>
+          <w:tcPr>
+            <w:tcW w:type="dxa" w:w="1080"/>
+            <w:shd w:val="clear" w:color="auto" w:fill="E8F0FE"/>
+          </w:tcPr>
+          <w:p>
+            <w:r/>
+            <w:r>
+              <w:rPr>
+                <w:rFonts w:ascii="Arial" w:hAnsi="Arial"/>
+                <w:b w:val="0"/>
+                <w:sz w:val="19"/>
+              </w:rPr>
+              <w:t>39–44</w:t>
+            </w:r>
+          </w:p>
+        </w:tc>
       </w:tr>
       <w:tr>
         <w:tc>
           <w:tcPr>
-            <w:tcW w:type="dxa" w:w="1440"/>
+            <w:tcW w:type="dxa" w:w="1368"/>
           </w:tcPr>
           <w:p>
             <w:r/>
@@ -1775,7 +1926,7 @@
         </w:tc>
         <w:tc>
           <w:tcPr>
-            <w:tcW w:type="dxa" w:w="1152"/>
+            <w:tcW w:type="dxa" w:w="1008"/>
           </w:tcPr>
           <w:p>
             <w:r/>
@@ -1791,7 +1942,7 @@
         </w:tc>
         <w:tc>
           <w:tcPr>
-            <w:tcW w:type="dxa" w:w="7200"/>
+            <w:tcW w:type="dxa" w:w="6264"/>
           </w:tcPr>
           <w:p>
             <w:r/>
@@ -1801,7 +1952,23 @@
                 <w:b w:val="0"/>
                 <w:sz w:val="19"/>
               </w:rPr>
-              <w:t>Activity 3: Diagnosing Customer Needs at a Growing SME — TechNova Account Review (35 min, Case Study + Role Play)</w:t>
+              <w:t>Activity 3: Diagnosing Customer Needs at a Growing SME — TechNova Account Review (20 min, Case Study + Role Play)</w:t>
+            </w:r>
+          </w:p>
+        </w:tc>
+        <w:tc>
+          <w:tcPr>
+            <w:tcW w:type="dxa" w:w="1080"/>
+          </w:tcPr>
+          <w:p>
+            <w:r/>
+            <w:r>
+              <w:rPr>
+                <w:rFonts w:ascii="Arial" w:hAnsi="Arial"/>
+                <w:b w:val="0"/>
+                <w:sz w:val="19"/>
+              </w:rPr>
+              <w:t>45–47</w:t>
             </w:r>
           </w:p>
         </w:tc>
@@ -1809,7 +1976,7 @@
       <w:tr>
         <w:tc>
           <w:tcPr>
-            <w:tcW w:type="dxa" w:w="1440"/>
+            <w:tcW w:type="dxa" w:w="1368"/>
             <w:shd w:val="clear" w:color="auto" w:fill="E8F0FE"/>
           </w:tcPr>
           <w:p>
@@ -1826,7 +1993,7 @@
         </w:tc>
         <w:tc>
           <w:tcPr>
-            <w:tcW w:type="dxa" w:w="1152"/>
+            <w:tcW w:type="dxa" w:w="1008"/>
             <w:shd w:val="clear" w:color="auto" w:fill="E8F0FE"/>
           </w:tcPr>
           <w:p>
@@ -1843,7 +2010,7 @@
         </w:tc>
         <w:tc>
           <w:tcPr>
-            <w:tcW w:type="dxa" w:w="7200"/>
+            <w:tcW w:type="dxa" w:w="6264"/>
             <w:shd w:val="clear" w:color="auto" w:fill="E8F0FE"/>
           </w:tcPr>
           <w:p>
@@ -1858,11 +2025,28 @@
             </w:r>
           </w:p>
         </w:tc>
+        <w:tc>
+          <w:tcPr>
+            <w:tcW w:type="dxa" w:w="1080"/>
+            <w:shd w:val="clear" w:color="auto" w:fill="E8F0FE"/>
+          </w:tcPr>
+          <w:p>
+            <w:r/>
+            <w:r>
+              <w:rPr>
+                <w:rFonts w:ascii="Arial" w:hAnsi="Arial"/>
+                <w:b w:val="0"/>
+                <w:sz w:val="19"/>
+              </w:rPr>
+              <w:t>48–52</w:t>
+            </w:r>
+          </w:p>
+        </w:tc>
       </w:tr>
       <w:tr>
         <w:tc>
           <w:tcPr>
-            <w:tcW w:type="dxa" w:w="1440"/>
+            <w:tcW w:type="dxa" w:w="1368"/>
           </w:tcPr>
           <w:p>
             <w:r/>
@@ -1878,7 +2062,7 @@
         </w:tc>
         <w:tc>
           <w:tcPr>
-            <w:tcW w:type="dxa" w:w="1152"/>
+            <w:tcW w:type="dxa" w:w="1008"/>
           </w:tcPr>
           <w:p>
             <w:r/>
@@ -1894,7 +2078,7 @@
         </w:tc>
         <w:tc>
           <w:tcPr>
-            <w:tcW w:type="dxa" w:w="7200"/>
+            <w:tcW w:type="dxa" w:w="6264"/>
           </w:tcPr>
           <w:p>
             <w:r/>
@@ -1904,7 +2088,23 @@
                 <w:b w:val="0"/>
                 <w:sz w:val="19"/>
               </w:rPr>
-              <w:t>Activity 4: The Walk-In Interruption — Retail Service Counter, Bugis (25 min, Role Play)</w:t>
+              <w:t>Activity 4: The Walk-In Interruption — Retail Service Counter, Bugis (15 min, Role Play)</w:t>
+            </w:r>
+          </w:p>
+        </w:tc>
+        <w:tc>
+          <w:tcPr>
+            <w:tcW w:type="dxa" w:w="1080"/>
+          </w:tcPr>
+          <w:p>
+            <w:r/>
+            <w:r>
+              <w:rPr>
+                <w:rFonts w:ascii="Arial" w:hAnsi="Arial"/>
+                <w:b w:val="0"/>
+                <w:sz w:val="19"/>
+              </w:rPr>
+              <w:t>53–56</w:t>
             </w:r>
           </w:p>
         </w:tc>
@@ -1912,7 +2112,7 @@
       <w:tr>
         <w:tc>
           <w:tcPr>
-            <w:tcW w:type="dxa" w:w="1440"/>
+            <w:tcW w:type="dxa" w:w="1368"/>
             <w:shd w:val="clear" w:color="auto" w:fill="E8F0FE"/>
           </w:tcPr>
           <w:p>
@@ -1929,7 +2129,7 @@
         </w:tc>
         <w:tc>
           <w:tcPr>
-            <w:tcW w:type="dxa" w:w="1152"/>
+            <w:tcW w:type="dxa" w:w="1008"/>
             <w:shd w:val="clear" w:color="auto" w:fill="E8F0FE"/>
           </w:tcPr>
           <w:p>
@@ -1946,7 +2146,7 @@
         </w:tc>
         <w:tc>
           <w:tcPr>
-            <w:tcW w:type="dxa" w:w="7200"/>
+            <w:tcW w:type="dxa" w:w="6264"/>
             <w:shd w:val="clear" w:color="auto" w:fill="E8F0FE"/>
           </w:tcPr>
           <w:p>
@@ -1961,11 +2161,28 @@
             </w:r>
           </w:p>
         </w:tc>
+        <w:tc>
+          <w:tcPr>
+            <w:tcW w:type="dxa" w:w="1080"/>
+            <w:shd w:val="clear" w:color="auto" w:fill="E8F0FE"/>
+          </w:tcPr>
+          <w:p>
+            <w:r/>
+            <w:r>
+              <w:rPr>
+                <w:rFonts w:ascii="Arial" w:hAnsi="Arial"/>
+                <w:b w:val="0"/>
+                <w:sz w:val="19"/>
+              </w:rPr>
+              <w:t>57–61</w:t>
+            </w:r>
+          </w:p>
+        </w:tc>
       </w:tr>
       <w:tr>
         <w:tc>
           <w:tcPr>
-            <w:tcW w:type="dxa" w:w="1440"/>
+            <w:tcW w:type="dxa" w:w="1368"/>
             <w:shd w:val="clear" w:color="auto" w:fill="FDE9D9"/>
           </w:tcPr>
           <w:p>
@@ -1982,7 +2199,7 @@
         </w:tc>
         <w:tc>
           <w:tcPr>
-            <w:tcW w:type="dxa" w:w="1152"/>
+            <w:tcW w:type="dxa" w:w="1008"/>
             <w:shd w:val="clear" w:color="auto" w:fill="FDE9D9"/>
           </w:tcPr>
           <w:p>
@@ -1999,7 +2216,7 @@
         </w:tc>
         <w:tc>
           <w:tcPr>
-            <w:tcW w:type="dxa" w:w="7200"/>
+            <w:tcW w:type="dxa" w:w="6264"/>
             <w:shd w:val="clear" w:color="auto" w:fill="FDE9D9"/>
           </w:tcPr>
           <w:p>
@@ -2014,11 +2231,27 @@
             </w:r>
           </w:p>
         </w:tc>
+        <w:tc>
+          <w:tcPr>
+            <w:tcW w:type="dxa" w:w="1080"/>
+            <w:shd w:val="clear" w:color="auto" w:fill="FDE9D9"/>
+          </w:tcPr>
+          <w:p>
+            <w:r/>
+            <w:r>
+              <w:rPr>
+                <w:rFonts w:ascii="Arial" w:hAnsi="Arial"/>
+                <w:b w:val="0"/>
+                <w:sz w:val="19"/>
+              </w:rPr>
+            </w:r>
+          </w:p>
+        </w:tc>
       </w:tr>
       <w:tr>
         <w:tc>
           <w:tcPr>
-            <w:tcW w:type="dxa" w:w="1440"/>
+            <w:tcW w:type="dxa" w:w="1368"/>
           </w:tcPr>
           <w:p>
             <w:r/>
@@ -2034,7 +2267,7 @@
         </w:tc>
         <w:tc>
           <w:tcPr>
-            <w:tcW w:type="dxa" w:w="1152"/>
+            <w:tcW w:type="dxa" w:w="1008"/>
           </w:tcPr>
           <w:p>
             <w:r/>
@@ -2050,7 +2283,7 @@
         </w:tc>
         <w:tc>
           <w:tcPr>
-            <w:tcW w:type="dxa" w:w="7200"/>
+            <w:tcW w:type="dxa" w:w="6264"/>
           </w:tcPr>
           <w:p>
             <w:r/>
@@ -2060,7 +2293,23 @@
                 <w:b w:val="0"/>
                 <w:sz w:val="19"/>
               </w:rPr>
-              <w:t>Activity 5: The Angry Delivery Call — Logistics Hotline (30 min, Role Play)</w:t>
+              <w:t>Activity 5: The Angry Delivery Call — Logistics Hotline (15 min, Role Play)</w:t>
+            </w:r>
+          </w:p>
+        </w:tc>
+        <w:tc>
+          <w:tcPr>
+            <w:tcW w:type="dxa" w:w="1080"/>
+          </w:tcPr>
+          <w:p>
+            <w:r/>
+            <w:r>
+              <w:rPr>
+                <w:rFonts w:ascii="Arial" w:hAnsi="Arial"/>
+                <w:b w:val="0"/>
+                <w:sz w:val="19"/>
+              </w:rPr>
+              <w:t>62–64</w:t>
             </w:r>
           </w:p>
         </w:tc>
@@ -2068,7 +2317,7 @@
       <w:tr>
         <w:tc>
           <w:tcPr>
-            <w:tcW w:type="dxa" w:w="1440"/>
+            <w:tcW w:type="dxa" w:w="1368"/>
             <w:shd w:val="clear" w:color="auto" w:fill="E8F0FE"/>
           </w:tcPr>
           <w:p>
@@ -2085,7 +2334,7 @@
         </w:tc>
         <w:tc>
           <w:tcPr>
-            <w:tcW w:type="dxa" w:w="1152"/>
+            <w:tcW w:type="dxa" w:w="1008"/>
             <w:shd w:val="clear" w:color="auto" w:fill="E8F0FE"/>
           </w:tcPr>
           <w:p>
@@ -2102,7 +2351,7 @@
         </w:tc>
         <w:tc>
           <w:tcPr>
-            <w:tcW w:type="dxa" w:w="7200"/>
+            <w:tcW w:type="dxa" w:w="6264"/>
             <w:shd w:val="clear" w:color="auto" w:fill="E8F0FE"/>
           </w:tcPr>
           <w:p>
@@ -2117,11 +2366,28 @@
             </w:r>
           </w:p>
         </w:tc>
+        <w:tc>
+          <w:tcPr>
+            <w:tcW w:type="dxa" w:w="1080"/>
+            <w:shd w:val="clear" w:color="auto" w:fill="E8F0FE"/>
+          </w:tcPr>
+          <w:p>
+            <w:r/>
+            <w:r>
+              <w:rPr>
+                <w:rFonts w:ascii="Arial" w:hAnsi="Arial"/>
+                <w:b w:val="0"/>
+                <w:sz w:val="19"/>
+              </w:rPr>
+              <w:t>65–69</w:t>
+            </w:r>
+          </w:p>
+        </w:tc>
       </w:tr>
       <w:tr>
         <w:tc>
           <w:tcPr>
-            <w:tcW w:type="dxa" w:w="1440"/>
+            <w:tcW w:type="dxa" w:w="1368"/>
           </w:tcPr>
           <w:p>
             <w:r/>
@@ -2137,7 +2403,7 @@
         </w:tc>
         <w:tc>
           <w:tcPr>
-            <w:tcW w:type="dxa" w:w="1152"/>
+            <w:tcW w:type="dxa" w:w="1008"/>
           </w:tcPr>
           <w:p>
             <w:r/>
@@ -2153,7 +2419,7 @@
         </w:tc>
         <w:tc>
           <w:tcPr>
-            <w:tcW w:type="dxa" w:w="7200"/>
+            <w:tcW w:type="dxa" w:w="6264"/>
           </w:tcPr>
           <w:p>
             <w:r/>
@@ -2163,7 +2429,23 @@
                 <w:b w:val="0"/>
                 <w:sz w:val="19"/>
               </w:rPr>
-              <w:t>Activity 6: Rewriting the Refund Email — E-Commerce Support Inbox (25 min, Case Study + Practical Writing)</w:t>
+              <w:t>Activity 6: Rewriting the Refund Email — E-Commerce Support Inbox (15 min, Case Study + Practical Writing)</w:t>
+            </w:r>
+          </w:p>
+        </w:tc>
+        <w:tc>
+          <w:tcPr>
+            <w:tcW w:type="dxa" w:w="1080"/>
+          </w:tcPr>
+          <w:p>
+            <w:r/>
+            <w:r>
+              <w:rPr>
+                <w:rFonts w:ascii="Arial" w:hAnsi="Arial"/>
+                <w:b w:val="0"/>
+                <w:sz w:val="19"/>
+              </w:rPr>
+              <w:t>70–74</w:t>
             </w:r>
           </w:p>
         </w:tc>
@@ -2171,7 +2453,7 @@
       <w:tr>
         <w:tc>
           <w:tcPr>
-            <w:tcW w:type="dxa" w:w="1440"/>
+            <w:tcW w:type="dxa" w:w="1368"/>
             <w:shd w:val="clear" w:color="auto" w:fill="E8F0FE"/>
           </w:tcPr>
           <w:p>
@@ -2188,7 +2470,7 @@
         </w:tc>
         <w:tc>
           <w:tcPr>
-            <w:tcW w:type="dxa" w:w="1152"/>
+            <w:tcW w:type="dxa" w:w="1008"/>
             <w:shd w:val="clear" w:color="auto" w:fill="E8F0FE"/>
           </w:tcPr>
           <w:p>
@@ -2205,7 +2487,7 @@
         </w:tc>
         <w:tc>
           <w:tcPr>
-            <w:tcW w:type="dxa" w:w="7200"/>
+            <w:tcW w:type="dxa" w:w="6264"/>
             <w:shd w:val="clear" w:color="auto" w:fill="E8F0FE"/>
           </w:tcPr>
           <w:p>
@@ -2220,11 +2502,28 @@
             </w:r>
           </w:p>
         </w:tc>
+        <w:tc>
+          <w:tcPr>
+            <w:tcW w:type="dxa" w:w="1080"/>
+            <w:shd w:val="clear" w:color="auto" w:fill="E8F0FE"/>
+          </w:tcPr>
+          <w:p>
+            <w:r/>
+            <w:r>
+              <w:rPr>
+                <w:rFonts w:ascii="Arial" w:hAnsi="Arial"/>
+                <w:b w:val="0"/>
+                <w:sz w:val="19"/>
+              </w:rPr>
+              <w:t>75–81</w:t>
+            </w:r>
+          </w:p>
+        </w:tc>
       </w:tr>
       <w:tr>
         <w:tc>
           <w:tcPr>
-            <w:tcW w:type="dxa" w:w="1440"/>
+            <w:tcW w:type="dxa" w:w="1368"/>
           </w:tcPr>
           <w:p>
             <w:r/>
@@ -2240,7 +2539,7 @@
         </w:tc>
         <w:tc>
           <w:tcPr>
-            <w:tcW w:type="dxa" w:w="1152"/>
+            <w:tcW w:type="dxa" w:w="1008"/>
           </w:tcPr>
           <w:p>
             <w:r/>
@@ -2256,7 +2555,7 @@
         </w:tc>
         <w:tc>
           <w:tcPr>
-            <w:tcW w:type="dxa" w:w="7200"/>
+            <w:tcW w:type="dxa" w:w="6264"/>
           </w:tcPr>
           <w:p>
             <w:r/>
@@ -2266,7 +2565,23 @@
                 <w:b w:val="0"/>
                 <w:sz w:val="19"/>
               </w:rPr>
-              <w:t>Activity 7: Closing the Loop — F&amp;B Chain Losing Repeat Customers (40 min, Case Study + Group Presentation)</w:t>
+              <w:t>Activity 7: Closing the Loop — F&amp;B Chain Losing Repeat Customers (20 min, Case Study + Group Presentation)</w:t>
+            </w:r>
+          </w:p>
+        </w:tc>
+        <w:tc>
+          <w:tcPr>
+            <w:tcW w:type="dxa" w:w="1080"/>
+          </w:tcPr>
+          <w:p>
+            <w:r/>
+            <w:r>
+              <w:rPr>
+                <w:rFonts w:ascii="Arial" w:hAnsi="Arial"/>
+                <w:b w:val="0"/>
+                <w:sz w:val="19"/>
+              </w:rPr>
+              <w:t>82–84</w:t>
             </w:r>
           </w:p>
         </w:tc>
@@ -2274,7 +2589,7 @@
       <w:tr>
         <w:tc>
           <w:tcPr>
-            <w:tcW w:type="dxa" w:w="1440"/>
+            <w:tcW w:type="dxa" w:w="1368"/>
             <w:shd w:val="clear" w:color="auto" w:fill="FFF4E5"/>
           </w:tcPr>
           <w:p>
@@ -2291,7 +2606,7 @@
         </w:tc>
         <w:tc>
           <w:tcPr>
-            <w:tcW w:type="dxa" w:w="1152"/>
+            <w:tcW w:type="dxa" w:w="1008"/>
             <w:shd w:val="clear" w:color="auto" w:fill="FFF4E5"/>
           </w:tcPr>
           <w:p>
@@ -2308,7 +2623,7 @@
         </w:tc>
         <w:tc>
           <w:tcPr>
-            <w:tcW w:type="dxa" w:w="7200"/>
+            <w:tcW w:type="dxa" w:w="6264"/>
             <w:shd w:val="clear" w:color="auto" w:fill="FFF4E5"/>
           </w:tcPr>
           <w:p>
@@ -2323,11 +2638,27 @@
             </w:r>
           </w:p>
         </w:tc>
+        <w:tc>
+          <w:tcPr>
+            <w:tcW w:type="dxa" w:w="1080"/>
+            <w:shd w:val="clear" w:color="auto" w:fill="FFF4E5"/>
+          </w:tcPr>
+          <w:p>
+            <w:r/>
+            <w:r>
+              <w:rPr>
+                <w:rFonts w:ascii="Arial" w:hAnsi="Arial"/>
+                <w:b w:val="0"/>
+                <w:sz w:val="19"/>
+              </w:rPr>
+            </w:r>
+          </w:p>
+        </w:tc>
       </w:tr>
       <w:tr>
         <w:tc>
           <w:tcPr>
-            <w:tcW w:type="dxa" w:w="1440"/>
+            <w:tcW w:type="dxa" w:w="1368"/>
             <w:shd w:val="clear" w:color="auto" w:fill="E8F0FE"/>
           </w:tcPr>
           <w:p>
@@ -2344,7 +2675,7 @@
         </w:tc>
         <w:tc>
           <w:tcPr>
-            <w:tcW w:type="dxa" w:w="1152"/>
+            <w:tcW w:type="dxa" w:w="1008"/>
             <w:shd w:val="clear" w:color="auto" w:fill="E8F0FE"/>
           </w:tcPr>
           <w:p>
@@ -2361,7 +2692,7 @@
         </w:tc>
         <w:tc>
           <w:tcPr>
-            <w:tcW w:type="dxa" w:w="7200"/>
+            <w:tcW w:type="dxa" w:w="6264"/>
             <w:shd w:val="clear" w:color="auto" w:fill="E8F0FE"/>
           </w:tcPr>
           <w:p>
@@ -2376,11 +2707,28 @@
             </w:r>
           </w:p>
         </w:tc>
+        <w:tc>
+          <w:tcPr>
+            <w:tcW w:type="dxa" w:w="1080"/>
+            <w:shd w:val="clear" w:color="auto" w:fill="E8F0FE"/>
+          </w:tcPr>
+          <w:p>
+            <w:r/>
+            <w:r>
+              <w:rPr>
+                <w:rFonts w:ascii="Arial" w:hAnsi="Arial"/>
+                <w:b w:val="0"/>
+                <w:sz w:val="19"/>
+              </w:rPr>
+              <w:t>85–90</w:t>
+            </w:r>
+          </w:p>
+        </w:tc>
       </w:tr>
       <w:tr>
         <w:tc>
           <w:tcPr>
-            <w:tcW w:type="dxa" w:w="1440"/>
+            <w:tcW w:type="dxa" w:w="1368"/>
           </w:tcPr>
           <w:p>
             <w:r/>
@@ -2396,7 +2744,7 @@
         </w:tc>
         <w:tc>
           <w:tcPr>
-            <w:tcW w:type="dxa" w:w="1152"/>
+            <w:tcW w:type="dxa" w:w="1008"/>
           </w:tcPr>
           <w:p>
             <w:r/>
@@ -2412,7 +2760,7 @@
         </w:tc>
         <w:tc>
           <w:tcPr>
-            <w:tcW w:type="dxa" w:w="7200"/>
+            <w:tcW w:type="dxa" w:w="6264"/>
           </w:tcPr>
           <w:p>
             <w:r/>
@@ -2422,7 +2770,23 @@
                 <w:b w:val="0"/>
                 <w:sz w:val="19"/>
               </w:rPr>
-              <w:t>Activity 8: Service Recovery Under Pressure — The Wedding Catering Failure (35 min, Role Play + Case Study)</w:t>
+              <w:t>Activity 8: Service Recovery Under Pressure — The Wedding Catering Failure (15 min, Role Play + Case Study)</w:t>
+            </w:r>
+          </w:p>
+        </w:tc>
+        <w:tc>
+          <w:tcPr>
+            <w:tcW w:type="dxa" w:w="1080"/>
+          </w:tcPr>
+          <w:p>
+            <w:r/>
+            <w:r>
+              <w:rPr>
+                <w:rFonts w:ascii="Arial" w:hAnsi="Arial"/>
+                <w:b w:val="0"/>
+                <w:sz w:val="19"/>
+              </w:rPr>
+              <w:t>91–93</w:t>
             </w:r>
           </w:p>
         </w:tc>
@@ -2430,7 +2794,7 @@
       <w:tr>
         <w:tc>
           <w:tcPr>
-            <w:tcW w:type="dxa" w:w="1440"/>
+            <w:tcW w:type="dxa" w:w="1368"/>
             <w:shd w:val="clear" w:color="auto" w:fill="E8F0FE"/>
           </w:tcPr>
           <w:p>
@@ -2447,7 +2811,7 @@
         </w:tc>
         <w:tc>
           <w:tcPr>
-            <w:tcW w:type="dxa" w:w="1152"/>
+            <w:tcW w:type="dxa" w:w="1008"/>
             <w:shd w:val="clear" w:color="auto" w:fill="E8F0FE"/>
           </w:tcPr>
           <w:p>
@@ -2464,7 +2828,7 @@
         </w:tc>
         <w:tc>
           <w:tcPr>
-            <w:tcW w:type="dxa" w:w="7200"/>
+            <w:tcW w:type="dxa" w:w="6264"/>
             <w:shd w:val="clear" w:color="auto" w:fill="E8F0FE"/>
           </w:tcPr>
           <w:p>
@@ -2479,11 +2843,28 @@
             </w:r>
           </w:p>
         </w:tc>
+        <w:tc>
+          <w:tcPr>
+            <w:tcW w:type="dxa" w:w="1080"/>
+            <w:shd w:val="clear" w:color="auto" w:fill="E8F0FE"/>
+          </w:tcPr>
+          <w:p>
+            <w:r/>
+            <w:r>
+              <w:rPr>
+                <w:rFonts w:ascii="Arial" w:hAnsi="Arial"/>
+                <w:b w:val="0"/>
+                <w:sz w:val="19"/>
+              </w:rPr>
+              <w:t>94–99</w:t>
+            </w:r>
+          </w:p>
+        </w:tc>
       </w:tr>
       <w:tr>
         <w:tc>
           <w:tcPr>
-            <w:tcW w:type="dxa" w:w="1440"/>
+            <w:tcW w:type="dxa" w:w="1368"/>
           </w:tcPr>
           <w:p>
             <w:r/>
@@ -2499,7 +2880,7 @@
         </w:tc>
         <w:tc>
           <w:tcPr>
-            <w:tcW w:type="dxa" w:w="1152"/>
+            <w:tcW w:type="dxa" w:w="1008"/>
           </w:tcPr>
           <w:p>
             <w:r/>
@@ -2515,7 +2896,7 @@
         </w:tc>
         <w:tc>
           <w:tcPr>
-            <w:tcW w:type="dxa" w:w="7200"/>
+            <w:tcW w:type="dxa" w:w="6264"/>
           </w:tcPr>
           <w:p>
             <w:r/>
@@ -2525,7 +2906,23 @@
                 <w:b w:val="0"/>
                 <w:sz w:val="19"/>
               </w:rPr>
-              <w:t>Activity 9: Drawing the Line — Escalation and Abuse at a Service Counter (30 min, Role Play + Decision Exercise)</w:t>
+              <w:t>Activity 9: Drawing the Line — Escalation and Abuse at a Service Counter (15 min, Role Play + Decision Exercise)</w:t>
+            </w:r>
+          </w:p>
+        </w:tc>
+        <w:tc>
+          <w:tcPr>
+            <w:tcW w:type="dxa" w:w="1080"/>
+          </w:tcPr>
+          <w:p>
+            <w:r/>
+            <w:r>
+              <w:rPr>
+                <w:rFonts w:ascii="Arial" w:hAnsi="Arial"/>
+                <w:b w:val="0"/>
+                <w:sz w:val="19"/>
+              </w:rPr>
+              <w:t>100–102</w:t>
             </w:r>
           </w:p>
         </w:tc>
@@ -2533,7 +2930,7 @@
       <w:tr>
         <w:tc>
           <w:tcPr>
-            <w:tcW w:type="dxa" w:w="1440"/>
+            <w:tcW w:type="dxa" w:w="1368"/>
             <w:shd w:val="clear" w:color="auto" w:fill="F3F5F8"/>
           </w:tcPr>
           <w:p>
@@ -2550,7 +2947,7 @@
         </w:tc>
         <w:tc>
           <w:tcPr>
-            <w:tcW w:type="dxa" w:w="1152"/>
+            <w:tcW w:type="dxa" w:w="1008"/>
             <w:shd w:val="clear" w:color="auto" w:fill="F3F5F8"/>
           </w:tcPr>
           <w:p>
@@ -2567,7 +2964,7 @@
         </w:tc>
         <w:tc>
           <w:tcPr>
-            <w:tcW w:type="dxa" w:w="7200"/>
+            <w:tcW w:type="dxa" w:w="6264"/>
             <w:shd w:val="clear" w:color="auto" w:fill="F3F5F8"/>
           </w:tcPr>
           <w:p>
@@ -2582,11 +2979,28 @@
             </w:r>
           </w:p>
         </w:tc>
+        <w:tc>
+          <w:tcPr>
+            <w:tcW w:type="dxa" w:w="1080"/>
+            <w:shd w:val="clear" w:color="auto" w:fill="F3F5F8"/>
+          </w:tcPr>
+          <w:p>
+            <w:r/>
+            <w:r>
+              <w:rPr>
+                <w:rFonts w:ascii="Arial" w:hAnsi="Arial"/>
+                <w:b w:val="0"/>
+                <w:sz w:val="19"/>
+              </w:rPr>
+              <w:t>13–15</w:t>
+            </w:r>
+          </w:p>
+        </w:tc>
       </w:tr>
       <w:tr>
         <w:tc>
           <w:tcPr>
-            <w:tcW w:type="dxa" w:w="1440"/>
+            <w:tcW w:type="dxa" w:w="1368"/>
             <w:shd w:val="clear" w:color="auto" w:fill="E8F7EE"/>
           </w:tcPr>
           <w:p>
@@ -2603,7 +3017,7 @@
         </w:tc>
         <w:tc>
           <w:tcPr>
-            <w:tcW w:type="dxa" w:w="1152"/>
+            <w:tcW w:type="dxa" w:w="1008"/>
             <w:shd w:val="clear" w:color="auto" w:fill="E8F7EE"/>
           </w:tcPr>
           <w:p>
@@ -2620,7 +3034,7 @@
         </w:tc>
         <w:tc>
           <w:tcPr>
-            <w:tcW w:type="dxa" w:w="7200"/>
+            <w:tcW w:type="dxa" w:w="6264"/>
             <w:shd w:val="clear" w:color="auto" w:fill="E8F7EE"/>
           </w:tcPr>
           <w:p>
@@ -2635,11 +3049,28 @@
             </w:r>
           </w:p>
         </w:tc>
+        <w:tc>
+          <w:tcPr>
+            <w:tcW w:type="dxa" w:w="1080"/>
+            <w:shd w:val="clear" w:color="auto" w:fill="E8F7EE"/>
+          </w:tcPr>
+          <w:p>
+            <w:r/>
+            <w:r>
+              <w:rPr>
+                <w:rFonts w:ascii="Arial" w:hAnsi="Arial"/>
+                <w:b w:val="0"/>
+                <w:sz w:val="19"/>
+              </w:rPr>
+              <w:t>13–15</w:t>
+            </w:r>
+          </w:p>
+        </w:tc>
       </w:tr>
       <w:tr>
         <w:tc>
           <w:tcPr>
-            <w:tcW w:type="dxa" w:w="1440"/>
+            <w:tcW w:type="dxa" w:w="1368"/>
             <w:shd w:val="clear" w:color="auto" w:fill="E8F7EE"/>
           </w:tcPr>
           <w:p>
@@ -2656,7 +3087,7 @@
         </w:tc>
         <w:tc>
           <w:tcPr>
-            <w:tcW w:type="dxa" w:w="1152"/>
+            <w:tcW w:type="dxa" w:w="1008"/>
             <w:shd w:val="clear" w:color="auto" w:fill="E8F7EE"/>
           </w:tcPr>
           <w:p>
@@ -2673,7 +3104,7 @@
         </w:tc>
         <w:tc>
           <w:tcPr>
-            <w:tcW w:type="dxa" w:w="7200"/>
+            <w:tcW w:type="dxa" w:w="6264"/>
             <w:shd w:val="clear" w:color="auto" w:fill="E8F7EE"/>
           </w:tcPr>
           <w:p>
@@ -2685,6 +3116,23 @@
                 <w:sz w:val="19"/>
               </w:rPr>
               <w:t>Role Play (RP) — 2 simulated customer interactions covering A1, A2 and A3. Individual, summative, open book</w:t>
+            </w:r>
+          </w:p>
+        </w:tc>
+        <w:tc>
+          <w:tcPr>
+            <w:tcW w:type="dxa" w:w="1080"/>
+            <w:shd w:val="clear" w:color="auto" w:fill="E8F7EE"/>
+          </w:tcPr>
+          <w:p>
+            <w:r/>
+            <w:r>
+              <w:rPr>
+                <w:rFonts w:ascii="Arial" w:hAnsi="Arial"/>
+                <w:b w:val="0"/>
+                <w:sz w:val="19"/>
+              </w:rPr>
+              <w:t>13–15</w:t>
             </w:r>
           </w:p>
         </w:tc>
@@ -2715,16 +3163,17 @@
         <w:tblLook w:firstColumn="1" w:firstRow="1" w:lastColumn="0" w:lastRow="0" w:noHBand="0" w:noVBand="1" w:val="04A0"/>
       </w:tblPr>
       <w:tblGrid>
-        <w:gridCol w:w="1728"/>
-        <w:gridCol w:w="1728"/>
-        <w:gridCol w:w="1728"/>
-        <w:gridCol w:w="1728"/>
-        <w:gridCol w:w="1728"/>
+        <w:gridCol w:w="1440"/>
+        <w:gridCol w:w="1440"/>
+        <w:gridCol w:w="1440"/>
+        <w:gridCol w:w="1440"/>
+        <w:gridCol w:w="1440"/>
+        <w:gridCol w:w="1440"/>
       </w:tblGrid>
       <w:tr>
         <w:tc>
           <w:tcPr>
-            <w:tcW w:type="dxa" w:w="1728"/>
+            <w:tcW w:type="dxa" w:w="1440"/>
             <w:shd w:val="clear" w:color="auto" w:fill="1F6FEB"/>
           </w:tcPr>
           <w:p>
@@ -2742,7 +3191,7 @@
         </w:tc>
         <w:tc>
           <w:tcPr>
-            <w:tcW w:type="dxa" w:w="1728"/>
+            <w:tcW w:type="dxa" w:w="1440"/>
             <w:shd w:val="clear" w:color="auto" w:fill="1F6FEB"/>
           </w:tcPr>
           <w:p>
@@ -2760,7 +3209,7 @@
         </w:tc>
         <w:tc>
           <w:tcPr>
-            <w:tcW w:type="dxa" w:w="1728"/>
+            <w:tcW w:type="dxa" w:w="1440"/>
             <w:shd w:val="clear" w:color="auto" w:fill="1F6FEB"/>
           </w:tcPr>
           <w:p>
@@ -2778,7 +3227,7 @@
         </w:tc>
         <w:tc>
           <w:tcPr>
-            <w:tcW w:type="dxa" w:w="1728"/>
+            <w:tcW w:type="dxa" w:w="1440"/>
             <w:shd w:val="clear" w:color="auto" w:fill="1F6FEB"/>
           </w:tcPr>
           <w:p>
@@ -2796,7 +3245,25 @@
         </w:tc>
         <w:tc>
           <w:tcPr>
-            <w:tcW w:type="dxa" w:w="1728"/>
+            <w:tcW w:type="dxa" w:w="1440"/>
+            <w:shd w:val="clear" w:color="auto" w:fill="1F6FEB"/>
+          </w:tcPr>
+          <w:p>
+            <w:r/>
+            <w:r>
+              <w:rPr>
+                <w:rFonts w:ascii="Arial" w:hAnsi="Arial"/>
+                <w:b/>
+                <w:color w:val="FFFFFF"/>
+                <w:sz w:val="20"/>
+              </w:rPr>
+              <w:t>Slides</w:t>
+            </w:r>
+          </w:p>
+        </w:tc>
+        <w:tc>
+          <w:tcPr>
+            <w:tcW w:type="dxa" w:w="1440"/>
             <w:shd w:val="clear" w:color="auto" w:fill="1F6FEB"/>
           </w:tcPr>
           <w:p>
@@ -2816,7 +3283,7 @@
       <w:tr>
         <w:tc>
           <w:tcPr>
-            <w:tcW w:type="dxa" w:w="1728"/>
+            <w:tcW w:type="dxa" w:w="1440"/>
             <w:shd w:val="clear" w:color="auto" w:fill="E8F0FE"/>
           </w:tcPr>
           <w:p>
@@ -2833,7 +3300,7 @@
         </w:tc>
         <w:tc>
           <w:tcPr>
-            <w:tcW w:type="dxa" w:w="1728"/>
+            <w:tcW w:type="dxa" w:w="1440"/>
           </w:tcPr>
           <w:p>
             <w:r/>
@@ -2849,7 +3316,7 @@
         </w:tc>
         <w:tc>
           <w:tcPr>
-            <w:tcW w:type="dxa" w:w="1728"/>
+            <w:tcW w:type="dxa" w:w="1440"/>
           </w:tcPr>
           <w:p>
             <w:r/>
@@ -2865,7 +3332,7 @@
         </w:tc>
         <w:tc>
           <w:tcPr>
-            <w:tcW w:type="dxa" w:w="1728"/>
+            <w:tcW w:type="dxa" w:w="1440"/>
           </w:tcPr>
           <w:p>
             <w:r/>
@@ -2875,13 +3342,29 @@
                 <w:b w:val="0"/>
                 <w:sz w:val="18"/>
               </w:rPr>
-              <w:t>30 min</w:t>
+              <w:t>20 min</w:t>
             </w:r>
           </w:p>
         </w:tc>
         <w:tc>
           <w:tcPr>
-            <w:tcW w:type="dxa" w:w="1728"/>
+            <w:tcW w:type="dxa" w:w="1440"/>
+          </w:tcPr>
+          <w:p>
+            <w:r/>
+            <w:r>
+              <w:rPr>
+                <w:rFonts w:ascii="Arial" w:hAnsi="Arial"/>
+                <w:b w:val="0"/>
+                <w:sz w:val="18"/>
+              </w:rPr>
+              <w:t>26–28</w:t>
+            </w:r>
+          </w:p>
+        </w:tc>
+        <w:tc>
+          <w:tcPr>
+            <w:tcW w:type="dxa" w:w="1440"/>
           </w:tcPr>
           <w:p>
             <w:r/>
@@ -2899,7 +3382,7 @@
       <w:tr>
         <w:tc>
           <w:tcPr>
-            <w:tcW w:type="dxa" w:w="1728"/>
+            <w:tcW w:type="dxa" w:w="1440"/>
             <w:shd w:val="clear" w:color="auto" w:fill="E8F0FE"/>
           </w:tcPr>
           <w:p>
@@ -2916,7 +3399,7 @@
         </w:tc>
         <w:tc>
           <w:tcPr>
-            <w:tcW w:type="dxa" w:w="1728"/>
+            <w:tcW w:type="dxa" w:w="1440"/>
           </w:tcPr>
           <w:p>
             <w:r/>
@@ -2932,7 +3415,7 @@
         </w:tc>
         <w:tc>
           <w:tcPr>
-            <w:tcW w:type="dxa" w:w="1728"/>
+            <w:tcW w:type="dxa" w:w="1440"/>
           </w:tcPr>
           <w:p>
             <w:r/>
@@ -2948,7 +3431,7 @@
         </w:tc>
         <w:tc>
           <w:tcPr>
-            <w:tcW w:type="dxa" w:w="1728"/>
+            <w:tcW w:type="dxa" w:w="1440"/>
           </w:tcPr>
           <w:p>
             <w:r/>
@@ -2958,13 +3441,29 @@
                 <w:b w:val="0"/>
                 <w:sz w:val="18"/>
               </w:rPr>
-              <w:t>25 min</w:t>
+              <w:t>15 min</w:t>
             </w:r>
           </w:p>
         </w:tc>
         <w:tc>
           <w:tcPr>
-            <w:tcW w:type="dxa" w:w="1728"/>
+            <w:tcW w:type="dxa" w:w="1440"/>
+          </w:tcPr>
+          <w:p>
+            <w:r/>
+            <w:r>
+              <w:rPr>
+                <w:rFonts w:ascii="Arial" w:hAnsi="Arial"/>
+                <w:b w:val="0"/>
+                <w:sz w:val="18"/>
+              </w:rPr>
+              <w:t>35–38</w:t>
+            </w:r>
+          </w:p>
+        </w:tc>
+        <w:tc>
+          <w:tcPr>
+            <w:tcW w:type="dxa" w:w="1440"/>
           </w:tcPr>
           <w:p>
             <w:r/>
@@ -2982,7 +3481,7 @@
       <w:tr>
         <w:tc>
           <w:tcPr>
-            <w:tcW w:type="dxa" w:w="1728"/>
+            <w:tcW w:type="dxa" w:w="1440"/>
             <w:shd w:val="clear" w:color="auto" w:fill="E8F0FE"/>
           </w:tcPr>
           <w:p>
@@ -2999,7 +3498,7 @@
         </w:tc>
         <w:tc>
           <w:tcPr>
-            <w:tcW w:type="dxa" w:w="1728"/>
+            <w:tcW w:type="dxa" w:w="1440"/>
           </w:tcPr>
           <w:p>
             <w:r/>
@@ -3015,7 +3514,7 @@
         </w:tc>
         <w:tc>
           <w:tcPr>
-            <w:tcW w:type="dxa" w:w="1728"/>
+            <w:tcW w:type="dxa" w:w="1440"/>
           </w:tcPr>
           <w:p>
             <w:r/>
@@ -3031,7 +3530,7 @@
         </w:tc>
         <w:tc>
           <w:tcPr>
-            <w:tcW w:type="dxa" w:w="1728"/>
+            <w:tcW w:type="dxa" w:w="1440"/>
           </w:tcPr>
           <w:p>
             <w:r/>
@@ -3041,13 +3540,29 @@
                 <w:b w:val="0"/>
                 <w:sz w:val="18"/>
               </w:rPr>
-              <w:t>35 min</w:t>
+              <w:t>20 min</w:t>
             </w:r>
           </w:p>
         </w:tc>
         <w:tc>
           <w:tcPr>
-            <w:tcW w:type="dxa" w:w="1728"/>
+            <w:tcW w:type="dxa" w:w="1440"/>
+          </w:tcPr>
+          <w:p>
+            <w:r/>
+            <w:r>
+              <w:rPr>
+                <w:rFonts w:ascii="Arial" w:hAnsi="Arial"/>
+                <w:b w:val="0"/>
+                <w:sz w:val="18"/>
+              </w:rPr>
+              <w:t>45–47</w:t>
+            </w:r>
+          </w:p>
+        </w:tc>
+        <w:tc>
+          <w:tcPr>
+            <w:tcW w:type="dxa" w:w="1440"/>
           </w:tcPr>
           <w:p>
             <w:r/>
@@ -3065,7 +3580,7 @@
       <w:tr>
         <w:tc>
           <w:tcPr>
-            <w:tcW w:type="dxa" w:w="1728"/>
+            <w:tcW w:type="dxa" w:w="1440"/>
             <w:shd w:val="clear" w:color="auto" w:fill="E8F0FE"/>
           </w:tcPr>
           <w:p>
@@ -3082,7 +3597,7 @@
         </w:tc>
         <w:tc>
           <w:tcPr>
-            <w:tcW w:type="dxa" w:w="1728"/>
+            <w:tcW w:type="dxa" w:w="1440"/>
           </w:tcPr>
           <w:p>
             <w:r/>
@@ -3098,7 +3613,7 @@
         </w:tc>
         <w:tc>
           <w:tcPr>
-            <w:tcW w:type="dxa" w:w="1728"/>
+            <w:tcW w:type="dxa" w:w="1440"/>
           </w:tcPr>
           <w:p>
             <w:r/>
@@ -3114,7 +3629,7 @@
         </w:tc>
         <w:tc>
           <w:tcPr>
-            <w:tcW w:type="dxa" w:w="1728"/>
+            <w:tcW w:type="dxa" w:w="1440"/>
           </w:tcPr>
           <w:p>
             <w:r/>
@@ -3124,13 +3639,29 @@
                 <w:b w:val="0"/>
                 <w:sz w:val="18"/>
               </w:rPr>
-              <w:t>25 min</w:t>
+              <w:t>15 min</w:t>
             </w:r>
           </w:p>
         </w:tc>
         <w:tc>
           <w:tcPr>
-            <w:tcW w:type="dxa" w:w="1728"/>
+            <w:tcW w:type="dxa" w:w="1440"/>
+          </w:tcPr>
+          <w:p>
+            <w:r/>
+            <w:r>
+              <w:rPr>
+                <w:rFonts w:ascii="Arial" w:hAnsi="Arial"/>
+                <w:b w:val="0"/>
+                <w:sz w:val="18"/>
+              </w:rPr>
+              <w:t>53–56</w:t>
+            </w:r>
+          </w:p>
+        </w:tc>
+        <w:tc>
+          <w:tcPr>
+            <w:tcW w:type="dxa" w:w="1440"/>
           </w:tcPr>
           <w:p>
             <w:r/>
@@ -3148,7 +3679,7 @@
       <w:tr>
         <w:tc>
           <w:tcPr>
-            <w:tcW w:type="dxa" w:w="1728"/>
+            <w:tcW w:type="dxa" w:w="1440"/>
             <w:shd w:val="clear" w:color="auto" w:fill="E8F0FE"/>
           </w:tcPr>
           <w:p>
@@ -3165,7 +3696,7 @@
         </w:tc>
         <w:tc>
           <w:tcPr>
-            <w:tcW w:type="dxa" w:w="1728"/>
+            <w:tcW w:type="dxa" w:w="1440"/>
           </w:tcPr>
           <w:p>
             <w:r/>
@@ -3181,7 +3712,7 @@
         </w:tc>
         <w:tc>
           <w:tcPr>
-            <w:tcW w:type="dxa" w:w="1728"/>
+            <w:tcW w:type="dxa" w:w="1440"/>
           </w:tcPr>
           <w:p>
             <w:r/>
@@ -3197,7 +3728,7 @@
         </w:tc>
         <w:tc>
           <w:tcPr>
-            <w:tcW w:type="dxa" w:w="1728"/>
+            <w:tcW w:type="dxa" w:w="1440"/>
           </w:tcPr>
           <w:p>
             <w:r/>
@@ -3207,13 +3738,29 @@
                 <w:b w:val="0"/>
                 <w:sz w:val="18"/>
               </w:rPr>
-              <w:t>30 min</w:t>
+              <w:t>15 min</w:t>
             </w:r>
           </w:p>
         </w:tc>
         <w:tc>
           <w:tcPr>
-            <w:tcW w:type="dxa" w:w="1728"/>
+            <w:tcW w:type="dxa" w:w="1440"/>
+          </w:tcPr>
+          <w:p>
+            <w:r/>
+            <w:r>
+              <w:rPr>
+                <w:rFonts w:ascii="Arial" w:hAnsi="Arial"/>
+                <w:b w:val="0"/>
+                <w:sz w:val="18"/>
+              </w:rPr>
+              <w:t>62–64</w:t>
+            </w:r>
+          </w:p>
+        </w:tc>
+        <w:tc>
+          <w:tcPr>
+            <w:tcW w:type="dxa" w:w="1440"/>
           </w:tcPr>
           <w:p>
             <w:r/>
@@ -3231,7 +3778,7 @@
       <w:tr>
         <w:tc>
           <w:tcPr>
-            <w:tcW w:type="dxa" w:w="1728"/>
+            <w:tcW w:type="dxa" w:w="1440"/>
             <w:shd w:val="clear" w:color="auto" w:fill="E8F0FE"/>
           </w:tcPr>
           <w:p>
@@ -3248,7 +3795,7 @@
         </w:tc>
         <w:tc>
           <w:tcPr>
-            <w:tcW w:type="dxa" w:w="1728"/>
+            <w:tcW w:type="dxa" w:w="1440"/>
           </w:tcPr>
           <w:p>
             <w:r/>
@@ -3264,7 +3811,7 @@
         </w:tc>
         <w:tc>
           <w:tcPr>
-            <w:tcW w:type="dxa" w:w="1728"/>
+            <w:tcW w:type="dxa" w:w="1440"/>
           </w:tcPr>
           <w:p>
             <w:r/>
@@ -3280,7 +3827,7 @@
         </w:tc>
         <w:tc>
           <w:tcPr>
-            <w:tcW w:type="dxa" w:w="1728"/>
+            <w:tcW w:type="dxa" w:w="1440"/>
           </w:tcPr>
           <w:p>
             <w:r/>
@@ -3290,13 +3837,29 @@
                 <w:b w:val="0"/>
                 <w:sz w:val="18"/>
               </w:rPr>
-              <w:t>25 min</w:t>
+              <w:t>15 min</w:t>
             </w:r>
           </w:p>
         </w:tc>
         <w:tc>
           <w:tcPr>
-            <w:tcW w:type="dxa" w:w="1728"/>
+            <w:tcW w:type="dxa" w:w="1440"/>
+          </w:tcPr>
+          <w:p>
+            <w:r/>
+            <w:r>
+              <w:rPr>
+                <w:rFonts w:ascii="Arial" w:hAnsi="Arial"/>
+                <w:b w:val="0"/>
+                <w:sz w:val="18"/>
+              </w:rPr>
+              <w:t>70–74</w:t>
+            </w:r>
+          </w:p>
+        </w:tc>
+        <w:tc>
+          <w:tcPr>
+            <w:tcW w:type="dxa" w:w="1440"/>
           </w:tcPr>
           <w:p>
             <w:r/>
@@ -3314,7 +3877,7 @@
       <w:tr>
         <w:tc>
           <w:tcPr>
-            <w:tcW w:type="dxa" w:w="1728"/>
+            <w:tcW w:type="dxa" w:w="1440"/>
             <w:shd w:val="clear" w:color="auto" w:fill="E8F0FE"/>
           </w:tcPr>
           <w:p>
@@ -3331,7 +3894,7 @@
         </w:tc>
         <w:tc>
           <w:tcPr>
-            <w:tcW w:type="dxa" w:w="1728"/>
+            <w:tcW w:type="dxa" w:w="1440"/>
           </w:tcPr>
           <w:p>
             <w:r/>
@@ -3347,7 +3910,7 @@
         </w:tc>
         <w:tc>
           <w:tcPr>
-            <w:tcW w:type="dxa" w:w="1728"/>
+            <w:tcW w:type="dxa" w:w="1440"/>
           </w:tcPr>
           <w:p>
             <w:r/>
@@ -3363,7 +3926,7 @@
         </w:tc>
         <w:tc>
           <w:tcPr>
-            <w:tcW w:type="dxa" w:w="1728"/>
+            <w:tcW w:type="dxa" w:w="1440"/>
           </w:tcPr>
           <w:p>
             <w:r/>
@@ -3373,13 +3936,29 @@
                 <w:b w:val="0"/>
                 <w:sz w:val="18"/>
               </w:rPr>
-              <w:t>40 min</w:t>
+              <w:t>20 min</w:t>
             </w:r>
           </w:p>
         </w:tc>
         <w:tc>
           <w:tcPr>
-            <w:tcW w:type="dxa" w:w="1728"/>
+            <w:tcW w:type="dxa" w:w="1440"/>
+          </w:tcPr>
+          <w:p>
+            <w:r/>
+            <w:r>
+              <w:rPr>
+                <w:rFonts w:ascii="Arial" w:hAnsi="Arial"/>
+                <w:b w:val="0"/>
+                <w:sz w:val="18"/>
+              </w:rPr>
+              <w:t>82–84</w:t>
+            </w:r>
+          </w:p>
+        </w:tc>
+        <w:tc>
+          <w:tcPr>
+            <w:tcW w:type="dxa" w:w="1440"/>
           </w:tcPr>
           <w:p>
             <w:r/>
@@ -3397,7 +3976,7 @@
       <w:tr>
         <w:tc>
           <w:tcPr>
-            <w:tcW w:type="dxa" w:w="1728"/>
+            <w:tcW w:type="dxa" w:w="1440"/>
             <w:shd w:val="clear" w:color="auto" w:fill="E8F0FE"/>
           </w:tcPr>
           <w:p>
@@ -3414,7 +3993,7 @@
         </w:tc>
         <w:tc>
           <w:tcPr>
-            <w:tcW w:type="dxa" w:w="1728"/>
+            <w:tcW w:type="dxa" w:w="1440"/>
           </w:tcPr>
           <w:p>
             <w:r/>
@@ -3430,7 +4009,7 @@
         </w:tc>
         <w:tc>
           <w:tcPr>
-            <w:tcW w:type="dxa" w:w="1728"/>
+            <w:tcW w:type="dxa" w:w="1440"/>
           </w:tcPr>
           <w:p>
             <w:r/>
@@ -3446,7 +4025,7 @@
         </w:tc>
         <w:tc>
           <w:tcPr>
-            <w:tcW w:type="dxa" w:w="1728"/>
+            <w:tcW w:type="dxa" w:w="1440"/>
           </w:tcPr>
           <w:p>
             <w:r/>
@@ -3456,13 +4035,29 @@
                 <w:b w:val="0"/>
                 <w:sz w:val="18"/>
               </w:rPr>
-              <w:t>35 min</w:t>
+              <w:t>15 min</w:t>
             </w:r>
           </w:p>
         </w:tc>
         <w:tc>
           <w:tcPr>
-            <w:tcW w:type="dxa" w:w="1728"/>
+            <w:tcW w:type="dxa" w:w="1440"/>
+          </w:tcPr>
+          <w:p>
+            <w:r/>
+            <w:r>
+              <w:rPr>
+                <w:rFonts w:ascii="Arial" w:hAnsi="Arial"/>
+                <w:b w:val="0"/>
+                <w:sz w:val="18"/>
+              </w:rPr>
+              <w:t>91–93</w:t>
+            </w:r>
+          </w:p>
+        </w:tc>
+        <w:tc>
+          <w:tcPr>
+            <w:tcW w:type="dxa" w:w="1440"/>
           </w:tcPr>
           <w:p>
             <w:r/>
@@ -3480,7 +4075,7 @@
       <w:tr>
         <w:tc>
           <w:tcPr>
-            <w:tcW w:type="dxa" w:w="1728"/>
+            <w:tcW w:type="dxa" w:w="1440"/>
             <w:shd w:val="clear" w:color="auto" w:fill="E8F0FE"/>
           </w:tcPr>
           <w:p>
@@ -3497,7 +4092,7 @@
         </w:tc>
         <w:tc>
           <w:tcPr>
-            <w:tcW w:type="dxa" w:w="1728"/>
+            <w:tcW w:type="dxa" w:w="1440"/>
           </w:tcPr>
           <w:p>
             <w:r/>
@@ -3513,7 +4108,7 @@
         </w:tc>
         <w:tc>
           <w:tcPr>
-            <w:tcW w:type="dxa" w:w="1728"/>
+            <w:tcW w:type="dxa" w:w="1440"/>
           </w:tcPr>
           <w:p>
             <w:r/>
@@ -3529,7 +4124,7 @@
         </w:tc>
         <w:tc>
           <w:tcPr>
-            <w:tcW w:type="dxa" w:w="1728"/>
+            <w:tcW w:type="dxa" w:w="1440"/>
           </w:tcPr>
           <w:p>
             <w:r/>
@@ -3539,13 +4134,29 @@
                 <w:b w:val="0"/>
                 <w:sz w:val="18"/>
               </w:rPr>
-              <w:t>30 min</w:t>
+              <w:t>15 min</w:t>
             </w:r>
           </w:p>
         </w:tc>
         <w:tc>
           <w:tcPr>
-            <w:tcW w:type="dxa" w:w="1728"/>
+            <w:tcW w:type="dxa" w:w="1440"/>
+          </w:tcPr>
+          <w:p>
+            <w:r/>
+            <w:r>
+              <w:rPr>
+                <w:rFonts w:ascii="Arial" w:hAnsi="Arial"/>
+                <w:b w:val="0"/>
+                <w:sz w:val="18"/>
+              </w:rPr>
+              <w:t>100–102</w:t>
+            </w:r>
+          </w:p>
+        </w:tc>
+        <w:tc>
+          <w:tcPr>
+            <w:tcW w:type="dxa" w:w="1440"/>
           </w:tcPr>
           <w:p>
             <w:r/>
